--- a/docs/GradeGuardian_Project_Report.docx
+++ b/docs/GradeGuardian_Project_Report.docx
@@ -82,7 +82,7 @@
     </w:p>
     <w:p>
       <w:pPr>
-        <w:spacing w:after="500"/>
+        <w:spacing w:after="120"/>
         <w:jc w:val="center"/>
       </w:pPr>
       <w:r>
@@ -92,7 +92,22 @@
           <w:sz w:val="30"/>
           <w:szCs w:val="30"/>
         </w:rPr>
-        <w:t>RICHARD YAWLUI</w:t>
+        <w:t>RICHARD YAWLUI — 4211231018</w:t>
+      </w:r>
+    </w:p>
+    <w:p>
+      <w:pPr>
+        <w:spacing w:after="500"/>
+        <w:jc w:val="center"/>
+      </w:pPr>
+      <w:r>
+        <w:rPr>
+          <w:b/>
+          <w:bCs/>
+          <w:sz w:val="30"/>
+          <w:szCs w:val="30"/>
+        </w:rPr>
+        <w:t>ADDO FOSTER KETEKU — 4211231161</w:t>
       </w:r>
     </w:p>
     <w:p>
@@ -142,7 +157,7 @@
         <w:jc w:val="both"/>
       </w:pPr>
       <w:r>
-        <w:t>I hereby declare that this project report, “GradeGuardian: An Offline-First Academic Companion for Improving Student Performance”, is the result of my own work carried out during the term, except where due acknowledgement has been made in the text. This work has not been submitted, either in whole or in part, for any other award.</w:t>
+        <w:t>We hereby declare that this project report, “GradeGuardian: An Offline-First Academic Companion for Improving Student Performance”, is the result of our own work carried out during the term, except where due acknowledgement has been made in the text. This work has not been submitted, either in whole or in part, for any other award.</w:t>
       </w:r>
     </w:p>
     <w:p>
@@ -164,6 +179,51 @@
       </w:pPr>
       <w:r>
         <w:t>Name: Richard Yawlui</w:t>
+      </w:r>
+    </w:p>
+    <w:p>
+      <w:pPr>
+        <w:spacing w:after="160" w:line="300" w:lineRule="auto"/>
+      </w:pPr>
+      <w:r>
+        <w:t>Index Number: 4211231018</w:t>
+      </w:r>
+    </w:p>
+    <w:p>
+      <w:pPr>
+        <w:spacing w:after="160" w:line="300" w:lineRule="auto"/>
+      </w:pPr>
+      <w:r>
+        <w:t>Date: ………………………………………</w:t>
+      </w:r>
+    </w:p>
+    <w:p>
+      <w:pPr>
+        <w:spacing w:after="600"/>
+      </w:pPr>
+    </w:p>
+    <w:p>
+      <w:pPr>
+        <w:spacing w:after="160" w:line="300" w:lineRule="auto"/>
+      </w:pPr>
+      <w:r>
+        <w:t>Signature: ………………………………………</w:t>
+      </w:r>
+    </w:p>
+    <w:p>
+      <w:pPr>
+        <w:spacing w:after="160" w:line="300" w:lineRule="auto"/>
+      </w:pPr>
+      <w:r>
+        <w:t>Name: Addo Foster Keteku</w:t>
+      </w:r>
+    </w:p>
+    <w:p>
+      <w:pPr>
+        <w:spacing w:after="160" w:line="300" w:lineRule="auto"/>
+      </w:pPr>
+      <w:r>
+        <w:t>Index Number: 4211231161</w:t>
       </w:r>
     </w:p>
     <w:p>
@@ -211,10 +271,7 @@
         <w:jc w:val="both"/>
       </w:pPr>
       <w:r>
-        <w:t xml:space="preserve">The system is deliberately offline-first: it is built with plain HTML5, CSS3 and vanilla JavaScript, stores structured data in the browser's localStorage and binary files in IndexedDB, and bundles all third-party assets locally, so it runs entirely without an internet connection and costs nothing to operate. Development followed an iterative methodology: an existing prototype was analysed, its defects were catalogued and fixed, and the system was redesigned and extended. Functional testing across all eight </w:t>
-      </w:r>
-      <w:r>
-        <w:t>modules recorded a 100% pass rate on twenty test cases. The result demonstrates that a genuinely useful, private and free academic support tool can be delivered with core web technologies alone.</w:t>
+        <w:t xml:space="preserve">The system is deliberately offline-first: it is built with plain HTML5, CSS3 and vanilla JavaScript, stores structured data in the browser's localStorage and binary files in IndexedDB, and bundles all third-party assets locally, so it runs entirely without an internet connection and costs nothing to operate. Development followed an iterative methodology: an existing prototype was analysed, its defects were catalogued and fixed, and the system was redesigned and extended. Functional testing across all eight modules recorded a 100% pass rate on twenty test cases. The result demonstrates that a genuinely useful, private and free academic support tool can be delivered with core web technologies alone.</w:t>
       </w:r>
     </w:p>
     <w:p>
@@ -266,11 +323,7 @@
           </w:pPr>
           <w:r>
             <w:fldChar w:fldCharType="begin"/>
-          </w:r>
-          <w:r>
             <w:instrText>TOC \h \o "1-2"</w:instrText>
-          </w:r>
-          <w:r>
             <w:fldChar w:fldCharType="separate"/>
           </w:r>
           <w:hyperlink w:anchor="_Toc234313870" w:history="1">
@@ -286,40 +339,10 @@
                 <w:noProof/>
               </w:rPr>
               <w:tab/>
-            </w:r>
-            <w:r>
-              <w:rPr>
-                <w:noProof/>
-              </w:rPr>
               <w:fldChar w:fldCharType="begin"/>
-            </w:r>
-            <w:r>
-              <w:rPr>
-                <w:noProof/>
-              </w:rPr>
               <w:instrText xml:space="preserve"> PAGEREF _Toc234313870 \h </w:instrText>
-            </w:r>
-            <w:r>
-              <w:rPr>
-                <w:noProof/>
-              </w:rPr>
-            </w:r>
-            <w:r>
-              <w:rPr>
-                <w:noProof/>
-              </w:rPr>
               <w:fldChar w:fldCharType="separate"/>
-            </w:r>
-            <w:r>
-              <w:rPr>
-                <w:noProof/>
-              </w:rPr>
               <w:t>2</w:t>
-            </w:r>
-            <w:r>
-              <w:rPr>
-                <w:noProof/>
-              </w:rPr>
               <w:fldChar w:fldCharType="end"/>
             </w:r>
           </w:hyperlink>
@@ -352,40 +375,10 @@
                 <w:noProof/>
               </w:rPr>
               <w:tab/>
-            </w:r>
-            <w:r>
-              <w:rPr>
-                <w:noProof/>
-              </w:rPr>
               <w:fldChar w:fldCharType="begin"/>
-            </w:r>
-            <w:r>
-              <w:rPr>
-                <w:noProof/>
-              </w:rPr>
               <w:instrText xml:space="preserve"> PAGEREF _Toc234313871 \h </w:instrText>
-            </w:r>
-            <w:r>
-              <w:rPr>
-                <w:noProof/>
-              </w:rPr>
-            </w:r>
-            <w:r>
-              <w:rPr>
-                <w:noProof/>
-              </w:rPr>
               <w:fldChar w:fldCharType="separate"/>
-            </w:r>
-            <w:r>
-              <w:rPr>
-                <w:noProof/>
-              </w:rPr>
               <w:t>3</w:t>
-            </w:r>
-            <w:r>
-              <w:rPr>
-                <w:noProof/>
-              </w:rPr>
               <w:fldChar w:fldCharType="end"/>
             </w:r>
           </w:hyperlink>
@@ -418,40 +411,10 @@
                 <w:noProof/>
               </w:rPr>
               <w:tab/>
-            </w:r>
-            <w:r>
-              <w:rPr>
-                <w:noProof/>
-              </w:rPr>
               <w:fldChar w:fldCharType="begin"/>
-            </w:r>
-            <w:r>
-              <w:rPr>
-                <w:noProof/>
-              </w:rPr>
               <w:instrText xml:space="preserve"> PAGEREF _Toc234313872 \h </w:instrText>
-            </w:r>
-            <w:r>
-              <w:rPr>
-                <w:noProof/>
-              </w:rPr>
-            </w:r>
-            <w:r>
-              <w:rPr>
-                <w:noProof/>
-              </w:rPr>
               <w:fldChar w:fldCharType="separate"/>
-            </w:r>
-            <w:r>
-              <w:rPr>
-                <w:noProof/>
-              </w:rPr>
               <w:t>4</w:t>
-            </w:r>
-            <w:r>
-              <w:rPr>
-                <w:noProof/>
-              </w:rPr>
               <w:fldChar w:fldCharType="end"/>
             </w:r>
           </w:hyperlink>
@@ -484,40 +447,10 @@
                 <w:noProof/>
               </w:rPr>
               <w:tab/>
-            </w:r>
-            <w:r>
-              <w:rPr>
-                <w:noProof/>
-              </w:rPr>
               <w:fldChar w:fldCharType="begin"/>
-            </w:r>
-            <w:r>
-              <w:rPr>
-                <w:noProof/>
-              </w:rPr>
               <w:instrText xml:space="preserve"> PAGEREF _Toc234313873 \h </w:instrText>
-            </w:r>
-            <w:r>
-              <w:rPr>
-                <w:noProof/>
-              </w:rPr>
-            </w:r>
-            <w:r>
-              <w:rPr>
-                <w:noProof/>
-              </w:rPr>
               <w:fldChar w:fldCharType="separate"/>
-            </w:r>
-            <w:r>
-              <w:rPr>
-                <w:noProof/>
-              </w:rPr>
               <w:t>6</w:t>
-            </w:r>
-            <w:r>
-              <w:rPr>
-                <w:noProof/>
-              </w:rPr>
               <w:fldChar w:fldCharType="end"/>
             </w:r>
           </w:hyperlink>
@@ -550,40 +483,10 @@
                 <w:noProof/>
               </w:rPr>
               <w:tab/>
-            </w:r>
-            <w:r>
-              <w:rPr>
-                <w:noProof/>
-              </w:rPr>
               <w:fldChar w:fldCharType="begin"/>
-            </w:r>
-            <w:r>
-              <w:rPr>
-                <w:noProof/>
-              </w:rPr>
               <w:instrText xml:space="preserve"> PAGEREF _Toc234313874 \h </w:instrText>
-            </w:r>
-            <w:r>
-              <w:rPr>
-                <w:noProof/>
-              </w:rPr>
-            </w:r>
-            <w:r>
-              <w:rPr>
-                <w:noProof/>
-              </w:rPr>
               <w:fldChar w:fldCharType="separate"/>
-            </w:r>
-            <w:r>
-              <w:rPr>
-                <w:noProof/>
-              </w:rPr>
               <w:t>6</w:t>
-            </w:r>
-            <w:r>
-              <w:rPr>
-                <w:noProof/>
-              </w:rPr>
               <w:fldChar w:fldCharType="end"/>
             </w:r>
           </w:hyperlink>
@@ -616,40 +519,10 @@
                 <w:noProof/>
               </w:rPr>
               <w:tab/>
-            </w:r>
-            <w:r>
-              <w:rPr>
-                <w:noProof/>
-              </w:rPr>
               <w:fldChar w:fldCharType="begin"/>
-            </w:r>
-            <w:r>
-              <w:rPr>
-                <w:noProof/>
-              </w:rPr>
               <w:instrText xml:space="preserve"> PAGEREF _Toc234313875 \h </w:instrText>
-            </w:r>
-            <w:r>
-              <w:rPr>
-                <w:noProof/>
-              </w:rPr>
-            </w:r>
-            <w:r>
-              <w:rPr>
-                <w:noProof/>
-              </w:rPr>
               <w:fldChar w:fldCharType="separate"/>
-            </w:r>
-            <w:r>
-              <w:rPr>
-                <w:noProof/>
-              </w:rPr>
               <w:t>6</w:t>
-            </w:r>
-            <w:r>
-              <w:rPr>
-                <w:noProof/>
-              </w:rPr>
               <w:fldChar w:fldCharType="end"/>
             </w:r>
           </w:hyperlink>
@@ -682,40 +555,10 @@
                 <w:noProof/>
               </w:rPr>
               <w:tab/>
-            </w:r>
-            <w:r>
-              <w:rPr>
-                <w:noProof/>
-              </w:rPr>
               <w:fldChar w:fldCharType="begin"/>
-            </w:r>
-            <w:r>
-              <w:rPr>
-                <w:noProof/>
-              </w:rPr>
               <w:instrText xml:space="preserve"> PAGEREF _Toc234313876 \h </w:instrText>
-            </w:r>
-            <w:r>
-              <w:rPr>
-                <w:noProof/>
-              </w:rPr>
-            </w:r>
-            <w:r>
-              <w:rPr>
-                <w:noProof/>
-              </w:rPr>
               <w:fldChar w:fldCharType="separate"/>
-            </w:r>
-            <w:r>
-              <w:rPr>
-                <w:noProof/>
-              </w:rPr>
               <w:t>6</w:t>
-            </w:r>
-            <w:r>
-              <w:rPr>
-                <w:noProof/>
-              </w:rPr>
               <w:fldChar w:fldCharType="end"/>
             </w:r>
           </w:hyperlink>
@@ -748,40 +591,10 @@
                 <w:noProof/>
               </w:rPr>
               <w:tab/>
-            </w:r>
-            <w:r>
-              <w:rPr>
-                <w:noProof/>
-              </w:rPr>
               <w:fldChar w:fldCharType="begin"/>
-            </w:r>
-            <w:r>
-              <w:rPr>
-                <w:noProof/>
-              </w:rPr>
               <w:instrText xml:space="preserve"> PAGEREF _Toc234313877 \h </w:instrText>
-            </w:r>
-            <w:r>
-              <w:rPr>
-                <w:noProof/>
-              </w:rPr>
-            </w:r>
-            <w:r>
-              <w:rPr>
-                <w:noProof/>
-              </w:rPr>
               <w:fldChar w:fldCharType="separate"/>
-            </w:r>
-            <w:r>
-              <w:rPr>
-                <w:noProof/>
-              </w:rPr>
               <w:t>6</w:t>
-            </w:r>
-            <w:r>
-              <w:rPr>
-                <w:noProof/>
-              </w:rPr>
               <w:fldChar w:fldCharType="end"/>
             </w:r>
           </w:hyperlink>
@@ -814,40 +627,10 @@
                 <w:noProof/>
               </w:rPr>
               <w:tab/>
-            </w:r>
-            <w:r>
-              <w:rPr>
-                <w:noProof/>
-              </w:rPr>
               <w:fldChar w:fldCharType="begin"/>
-            </w:r>
-            <w:r>
-              <w:rPr>
-                <w:noProof/>
-              </w:rPr>
               <w:instrText xml:space="preserve"> PAGEREF _Toc234313878 \h </w:instrText>
-            </w:r>
-            <w:r>
-              <w:rPr>
-                <w:noProof/>
-              </w:rPr>
-            </w:r>
-            <w:r>
-              <w:rPr>
-                <w:noProof/>
-              </w:rPr>
               <w:fldChar w:fldCharType="separate"/>
-            </w:r>
-            <w:r>
-              <w:rPr>
-                <w:noProof/>
-              </w:rPr>
               <w:t>7</w:t>
-            </w:r>
-            <w:r>
-              <w:rPr>
-                <w:noProof/>
-              </w:rPr>
               <w:fldChar w:fldCharType="end"/>
             </w:r>
           </w:hyperlink>
@@ -880,40 +663,10 @@
                 <w:noProof/>
               </w:rPr>
               <w:tab/>
-            </w:r>
-            <w:r>
-              <w:rPr>
-                <w:noProof/>
-              </w:rPr>
               <w:fldChar w:fldCharType="begin"/>
-            </w:r>
-            <w:r>
-              <w:rPr>
-                <w:noProof/>
-              </w:rPr>
               <w:instrText xml:space="preserve"> PAGEREF _Toc234313879 \h </w:instrText>
-            </w:r>
-            <w:r>
-              <w:rPr>
-                <w:noProof/>
-              </w:rPr>
-            </w:r>
-            <w:r>
-              <w:rPr>
-                <w:noProof/>
-              </w:rPr>
               <w:fldChar w:fldCharType="separate"/>
-            </w:r>
-            <w:r>
-              <w:rPr>
-                <w:noProof/>
-              </w:rPr>
               <w:t>8</w:t>
-            </w:r>
-            <w:r>
-              <w:rPr>
-                <w:noProof/>
-              </w:rPr>
               <w:fldChar w:fldCharType="end"/>
             </w:r>
           </w:hyperlink>
@@ -946,40 +699,10 @@
                 <w:noProof/>
               </w:rPr>
               <w:tab/>
-            </w:r>
-            <w:r>
-              <w:rPr>
-                <w:noProof/>
-              </w:rPr>
               <w:fldChar w:fldCharType="begin"/>
-            </w:r>
-            <w:r>
-              <w:rPr>
-                <w:noProof/>
-              </w:rPr>
               <w:instrText xml:space="preserve"> PAGEREF _Toc234313880 \h </w:instrText>
-            </w:r>
-            <w:r>
-              <w:rPr>
-                <w:noProof/>
-              </w:rPr>
-            </w:r>
-            <w:r>
-              <w:rPr>
-                <w:noProof/>
-              </w:rPr>
               <w:fldChar w:fldCharType="separate"/>
-            </w:r>
-            <w:r>
-              <w:rPr>
-                <w:noProof/>
-              </w:rPr>
               <w:t>8</w:t>
-            </w:r>
-            <w:r>
-              <w:rPr>
-                <w:noProof/>
-              </w:rPr>
               <w:fldChar w:fldCharType="end"/>
             </w:r>
           </w:hyperlink>
@@ -1012,40 +735,10 @@
                 <w:noProof/>
               </w:rPr>
               <w:tab/>
-            </w:r>
-            <w:r>
-              <w:rPr>
-                <w:noProof/>
-              </w:rPr>
               <w:fldChar w:fldCharType="begin"/>
-            </w:r>
-            <w:r>
-              <w:rPr>
-                <w:noProof/>
-              </w:rPr>
               <w:instrText xml:space="preserve"> PAGEREF _Toc234313881 \h </w:instrText>
-            </w:r>
-            <w:r>
-              <w:rPr>
-                <w:noProof/>
-              </w:rPr>
-            </w:r>
-            <w:r>
-              <w:rPr>
-                <w:noProof/>
-              </w:rPr>
               <w:fldChar w:fldCharType="separate"/>
-            </w:r>
-            <w:r>
-              <w:rPr>
-                <w:noProof/>
-              </w:rPr>
               <w:t>8</w:t>
-            </w:r>
-            <w:r>
-              <w:rPr>
-                <w:noProof/>
-              </w:rPr>
               <w:fldChar w:fldCharType="end"/>
             </w:r>
           </w:hyperlink>
@@ -1078,40 +771,10 @@
                 <w:noProof/>
               </w:rPr>
               <w:tab/>
-            </w:r>
-            <w:r>
-              <w:rPr>
-                <w:noProof/>
-              </w:rPr>
               <w:fldChar w:fldCharType="begin"/>
-            </w:r>
-            <w:r>
-              <w:rPr>
-                <w:noProof/>
-              </w:rPr>
               <w:instrText xml:space="preserve"> PAGEREF _Toc234313882 \h </w:instrText>
-            </w:r>
-            <w:r>
-              <w:rPr>
-                <w:noProof/>
-              </w:rPr>
-            </w:r>
-            <w:r>
-              <w:rPr>
-                <w:noProof/>
-              </w:rPr>
               <w:fldChar w:fldCharType="separate"/>
-            </w:r>
-            <w:r>
-              <w:rPr>
-                <w:noProof/>
-              </w:rPr>
               <w:t>8</w:t>
-            </w:r>
-            <w:r>
-              <w:rPr>
-                <w:noProof/>
-              </w:rPr>
               <w:fldChar w:fldCharType="end"/>
             </w:r>
           </w:hyperlink>
@@ -1144,40 +807,10 @@
                 <w:noProof/>
               </w:rPr>
               <w:tab/>
-            </w:r>
-            <w:r>
-              <w:rPr>
-                <w:noProof/>
-              </w:rPr>
               <w:fldChar w:fldCharType="begin"/>
-            </w:r>
-            <w:r>
-              <w:rPr>
-                <w:noProof/>
-              </w:rPr>
               <w:instrText xml:space="preserve"> PAGEREF _Toc234313883 \h </w:instrText>
-            </w:r>
-            <w:r>
-              <w:rPr>
-                <w:noProof/>
-              </w:rPr>
-            </w:r>
-            <w:r>
-              <w:rPr>
-                <w:noProof/>
-              </w:rPr>
               <w:fldChar w:fldCharType="separate"/>
-            </w:r>
-            <w:r>
-              <w:rPr>
-                <w:noProof/>
-              </w:rPr>
               <w:t>9</w:t>
-            </w:r>
-            <w:r>
-              <w:rPr>
-                <w:noProof/>
-              </w:rPr>
               <w:fldChar w:fldCharType="end"/>
             </w:r>
           </w:hyperlink>
@@ -1210,40 +843,10 @@
                 <w:noProof/>
               </w:rPr>
               <w:tab/>
-            </w:r>
-            <w:r>
-              <w:rPr>
-                <w:noProof/>
-              </w:rPr>
               <w:fldChar w:fldCharType="begin"/>
-            </w:r>
-            <w:r>
-              <w:rPr>
-                <w:noProof/>
-              </w:rPr>
               <w:instrText xml:space="preserve"> PAGEREF _Toc234313884 \h </w:instrText>
-            </w:r>
-            <w:r>
-              <w:rPr>
-                <w:noProof/>
-              </w:rPr>
-            </w:r>
-            <w:r>
-              <w:rPr>
-                <w:noProof/>
-              </w:rPr>
               <w:fldChar w:fldCharType="separate"/>
-            </w:r>
-            <w:r>
-              <w:rPr>
-                <w:noProof/>
-              </w:rPr>
               <w:t>9</w:t>
-            </w:r>
-            <w:r>
-              <w:rPr>
-                <w:noProof/>
-              </w:rPr>
               <w:fldChar w:fldCharType="end"/>
             </w:r>
           </w:hyperlink>
@@ -1276,40 +879,10 @@
                 <w:noProof/>
               </w:rPr>
               <w:tab/>
-            </w:r>
-            <w:r>
-              <w:rPr>
-                <w:noProof/>
-              </w:rPr>
               <w:fldChar w:fldCharType="begin"/>
-            </w:r>
-            <w:r>
-              <w:rPr>
-                <w:noProof/>
-              </w:rPr>
               <w:instrText xml:space="preserve"> PAGEREF _Toc234313885 \h </w:instrText>
-            </w:r>
-            <w:r>
-              <w:rPr>
-                <w:noProof/>
-              </w:rPr>
-            </w:r>
-            <w:r>
-              <w:rPr>
-                <w:noProof/>
-              </w:rPr>
               <w:fldChar w:fldCharType="separate"/>
-            </w:r>
-            <w:r>
-              <w:rPr>
-                <w:noProof/>
-              </w:rPr>
               <w:t>9</w:t>
-            </w:r>
-            <w:r>
-              <w:rPr>
-                <w:noProof/>
-              </w:rPr>
               <w:fldChar w:fldCharType="end"/>
             </w:r>
           </w:hyperlink>
@@ -1342,40 +915,10 @@
                 <w:noProof/>
               </w:rPr>
               <w:tab/>
-            </w:r>
-            <w:r>
-              <w:rPr>
-                <w:noProof/>
-              </w:rPr>
               <w:fldChar w:fldCharType="begin"/>
-            </w:r>
-            <w:r>
-              <w:rPr>
-                <w:noProof/>
-              </w:rPr>
               <w:instrText xml:space="preserve"> PAGEREF _Toc234313886 \h </w:instrText>
-            </w:r>
-            <w:r>
-              <w:rPr>
-                <w:noProof/>
-              </w:rPr>
-            </w:r>
-            <w:r>
-              <w:rPr>
-                <w:noProof/>
-              </w:rPr>
               <w:fldChar w:fldCharType="separate"/>
-            </w:r>
-            <w:r>
-              <w:rPr>
-                <w:noProof/>
-              </w:rPr>
               <w:t>9</w:t>
-            </w:r>
-            <w:r>
-              <w:rPr>
-                <w:noProof/>
-              </w:rPr>
               <w:fldChar w:fldCharType="end"/>
             </w:r>
           </w:hyperlink>
@@ -1408,40 +951,10 @@
                 <w:noProof/>
               </w:rPr>
               <w:tab/>
-            </w:r>
-            <w:r>
-              <w:rPr>
-                <w:noProof/>
-              </w:rPr>
               <w:fldChar w:fldCharType="begin"/>
-            </w:r>
-            <w:r>
-              <w:rPr>
-                <w:noProof/>
-              </w:rPr>
               <w:instrText xml:space="preserve"> PAGEREF _Toc234313887 \h </w:instrText>
-            </w:r>
-            <w:r>
-              <w:rPr>
-                <w:noProof/>
-              </w:rPr>
-            </w:r>
-            <w:r>
-              <w:rPr>
-                <w:noProof/>
-              </w:rPr>
               <w:fldChar w:fldCharType="separate"/>
-            </w:r>
-            <w:r>
-              <w:rPr>
-                <w:noProof/>
-              </w:rPr>
               <w:t>10</w:t>
-            </w:r>
-            <w:r>
-              <w:rPr>
-                <w:noProof/>
-              </w:rPr>
               <w:fldChar w:fldCharType="end"/>
             </w:r>
           </w:hyperlink>
@@ -1474,40 +987,10 @@
                 <w:noProof/>
               </w:rPr>
               <w:tab/>
-            </w:r>
-            <w:r>
-              <w:rPr>
-                <w:noProof/>
-              </w:rPr>
               <w:fldChar w:fldCharType="begin"/>
-            </w:r>
-            <w:r>
-              <w:rPr>
-                <w:noProof/>
-              </w:rPr>
               <w:instrText xml:space="preserve"> PAGEREF _Toc234313888 \h </w:instrText>
-            </w:r>
-            <w:r>
-              <w:rPr>
-                <w:noProof/>
-              </w:rPr>
-            </w:r>
-            <w:r>
-              <w:rPr>
-                <w:noProof/>
-              </w:rPr>
               <w:fldChar w:fldCharType="separate"/>
-            </w:r>
-            <w:r>
-              <w:rPr>
-                <w:noProof/>
-              </w:rPr>
               <w:t>10</w:t>
-            </w:r>
-            <w:r>
-              <w:rPr>
-                <w:noProof/>
-              </w:rPr>
               <w:fldChar w:fldCharType="end"/>
             </w:r>
           </w:hyperlink>
@@ -1540,40 +1023,10 @@
                 <w:noProof/>
               </w:rPr>
               <w:tab/>
-            </w:r>
-            <w:r>
-              <w:rPr>
-                <w:noProof/>
-              </w:rPr>
               <w:fldChar w:fldCharType="begin"/>
-            </w:r>
-            <w:r>
-              <w:rPr>
-                <w:noProof/>
-              </w:rPr>
               <w:instrText xml:space="preserve"> PAGEREF _Toc234313889 \h </w:instrText>
-            </w:r>
-            <w:r>
-              <w:rPr>
-                <w:noProof/>
-              </w:rPr>
-            </w:r>
-            <w:r>
-              <w:rPr>
-                <w:noProof/>
-              </w:rPr>
               <w:fldChar w:fldCharType="separate"/>
-            </w:r>
-            <w:r>
-              <w:rPr>
-                <w:noProof/>
-              </w:rPr>
               <w:t>10</w:t>
-            </w:r>
-            <w:r>
-              <w:rPr>
-                <w:noProof/>
-              </w:rPr>
               <w:fldChar w:fldCharType="end"/>
             </w:r>
           </w:hyperlink>
@@ -1606,40 +1059,10 @@
                 <w:noProof/>
               </w:rPr>
               <w:tab/>
-            </w:r>
-            <w:r>
-              <w:rPr>
-                <w:noProof/>
-              </w:rPr>
               <w:fldChar w:fldCharType="begin"/>
-            </w:r>
-            <w:r>
-              <w:rPr>
-                <w:noProof/>
-              </w:rPr>
               <w:instrText xml:space="preserve"> PAGEREF _Toc234313890 \h </w:instrText>
-            </w:r>
-            <w:r>
-              <w:rPr>
-                <w:noProof/>
-              </w:rPr>
-            </w:r>
-            <w:r>
-              <w:rPr>
-                <w:noProof/>
-              </w:rPr>
               <w:fldChar w:fldCharType="separate"/>
-            </w:r>
-            <w:r>
-              <w:rPr>
-                <w:noProof/>
-              </w:rPr>
               <w:t>12</w:t>
-            </w:r>
-            <w:r>
-              <w:rPr>
-                <w:noProof/>
-              </w:rPr>
               <w:fldChar w:fldCharType="end"/>
             </w:r>
           </w:hyperlink>
@@ -1672,40 +1095,10 @@
                 <w:noProof/>
               </w:rPr>
               <w:tab/>
-            </w:r>
-            <w:r>
-              <w:rPr>
-                <w:noProof/>
-              </w:rPr>
               <w:fldChar w:fldCharType="begin"/>
-            </w:r>
-            <w:r>
-              <w:rPr>
-                <w:noProof/>
-              </w:rPr>
               <w:instrText xml:space="preserve"> PAGEREF _Toc234313891 \h </w:instrText>
-            </w:r>
-            <w:r>
-              <w:rPr>
-                <w:noProof/>
-              </w:rPr>
-            </w:r>
-            <w:r>
-              <w:rPr>
-                <w:noProof/>
-              </w:rPr>
               <w:fldChar w:fldCharType="separate"/>
-            </w:r>
-            <w:r>
-              <w:rPr>
-                <w:noProof/>
-              </w:rPr>
               <w:t>12</w:t>
-            </w:r>
-            <w:r>
-              <w:rPr>
-                <w:noProof/>
-              </w:rPr>
               <w:fldChar w:fldCharType="end"/>
             </w:r>
           </w:hyperlink>
@@ -1738,40 +1131,10 @@
                 <w:noProof/>
               </w:rPr>
               <w:tab/>
-            </w:r>
-            <w:r>
-              <w:rPr>
-                <w:noProof/>
-              </w:rPr>
               <w:fldChar w:fldCharType="begin"/>
-            </w:r>
-            <w:r>
-              <w:rPr>
-                <w:noProof/>
-              </w:rPr>
               <w:instrText xml:space="preserve"> PAGEREF _Toc234313892 \h </w:instrText>
-            </w:r>
-            <w:r>
-              <w:rPr>
-                <w:noProof/>
-              </w:rPr>
-            </w:r>
-            <w:r>
-              <w:rPr>
-                <w:noProof/>
-              </w:rPr>
               <w:fldChar w:fldCharType="separate"/>
-            </w:r>
-            <w:r>
-              <w:rPr>
-                <w:noProof/>
-              </w:rPr>
               <w:t>13</w:t>
-            </w:r>
-            <w:r>
-              <w:rPr>
-                <w:noProof/>
-              </w:rPr>
               <w:fldChar w:fldCharType="end"/>
             </w:r>
           </w:hyperlink>
@@ -1804,40 +1167,10 @@
                 <w:noProof/>
               </w:rPr>
               <w:tab/>
-            </w:r>
-            <w:r>
-              <w:rPr>
-                <w:noProof/>
-              </w:rPr>
               <w:fldChar w:fldCharType="begin"/>
-            </w:r>
-            <w:r>
-              <w:rPr>
-                <w:noProof/>
-              </w:rPr>
               <w:instrText xml:space="preserve"> PAGEREF _Toc234313893 \h </w:instrText>
-            </w:r>
-            <w:r>
-              <w:rPr>
-                <w:noProof/>
-              </w:rPr>
-            </w:r>
-            <w:r>
-              <w:rPr>
-                <w:noProof/>
-              </w:rPr>
               <w:fldChar w:fldCharType="separate"/>
-            </w:r>
-            <w:r>
-              <w:rPr>
-                <w:noProof/>
-              </w:rPr>
               <w:t>14</w:t>
-            </w:r>
-            <w:r>
-              <w:rPr>
-                <w:noProof/>
-              </w:rPr>
               <w:fldChar w:fldCharType="end"/>
             </w:r>
           </w:hyperlink>
@@ -1870,40 +1203,10 @@
                 <w:noProof/>
               </w:rPr>
               <w:tab/>
-            </w:r>
-            <w:r>
-              <w:rPr>
-                <w:noProof/>
-              </w:rPr>
               <w:fldChar w:fldCharType="begin"/>
-            </w:r>
-            <w:r>
-              <w:rPr>
-                <w:noProof/>
-              </w:rPr>
               <w:instrText xml:space="preserve"> PAGEREF _Toc234313894 \h </w:instrText>
-            </w:r>
-            <w:r>
-              <w:rPr>
-                <w:noProof/>
-              </w:rPr>
-            </w:r>
-            <w:r>
-              <w:rPr>
-                <w:noProof/>
-              </w:rPr>
               <w:fldChar w:fldCharType="separate"/>
-            </w:r>
-            <w:r>
-              <w:rPr>
-                <w:noProof/>
-              </w:rPr>
               <w:t>15</w:t>
-            </w:r>
-            <w:r>
-              <w:rPr>
-                <w:noProof/>
-              </w:rPr>
               <w:fldChar w:fldCharType="end"/>
             </w:r>
           </w:hyperlink>
@@ -1936,40 +1239,10 @@
                 <w:noProof/>
               </w:rPr>
               <w:tab/>
-            </w:r>
-            <w:r>
-              <w:rPr>
-                <w:noProof/>
-              </w:rPr>
               <w:fldChar w:fldCharType="begin"/>
-            </w:r>
-            <w:r>
-              <w:rPr>
-                <w:noProof/>
-              </w:rPr>
               <w:instrText xml:space="preserve"> PAGEREF _Toc234313895 \h </w:instrText>
-            </w:r>
-            <w:r>
-              <w:rPr>
-                <w:noProof/>
-              </w:rPr>
-            </w:r>
-            <w:r>
-              <w:rPr>
-                <w:noProof/>
-              </w:rPr>
               <w:fldChar w:fldCharType="separate"/>
-            </w:r>
-            <w:r>
-              <w:rPr>
-                <w:noProof/>
-              </w:rPr>
               <w:t>16</w:t>
-            </w:r>
-            <w:r>
-              <w:rPr>
-                <w:noProof/>
-              </w:rPr>
               <w:fldChar w:fldCharType="end"/>
             </w:r>
           </w:hyperlink>
@@ -2002,40 +1275,10 @@
                 <w:noProof/>
               </w:rPr>
               <w:tab/>
-            </w:r>
-            <w:r>
-              <w:rPr>
-                <w:noProof/>
-              </w:rPr>
               <w:fldChar w:fldCharType="begin"/>
-            </w:r>
-            <w:r>
-              <w:rPr>
-                <w:noProof/>
-              </w:rPr>
               <w:instrText xml:space="preserve"> PAGEREF _Toc234313896 \h </w:instrText>
-            </w:r>
-            <w:r>
-              <w:rPr>
-                <w:noProof/>
-              </w:rPr>
-            </w:r>
-            <w:r>
-              <w:rPr>
-                <w:noProof/>
-              </w:rPr>
               <w:fldChar w:fldCharType="separate"/>
-            </w:r>
-            <w:r>
-              <w:rPr>
-                <w:noProof/>
-              </w:rPr>
               <w:t>17</w:t>
-            </w:r>
-            <w:r>
-              <w:rPr>
-                <w:noProof/>
-              </w:rPr>
               <w:fldChar w:fldCharType="end"/>
             </w:r>
           </w:hyperlink>
@@ -2068,40 +1311,10 @@
                 <w:noProof/>
               </w:rPr>
               <w:tab/>
-            </w:r>
-            <w:r>
-              <w:rPr>
-                <w:noProof/>
-              </w:rPr>
               <w:fldChar w:fldCharType="begin"/>
-            </w:r>
-            <w:r>
-              <w:rPr>
-                <w:noProof/>
-              </w:rPr>
               <w:instrText xml:space="preserve"> PAGEREF _Toc234313897 \h </w:instrText>
-            </w:r>
-            <w:r>
-              <w:rPr>
-                <w:noProof/>
-              </w:rPr>
-            </w:r>
-            <w:r>
-              <w:rPr>
-                <w:noProof/>
-              </w:rPr>
               <w:fldChar w:fldCharType="separate"/>
-            </w:r>
-            <w:r>
-              <w:rPr>
-                <w:noProof/>
-              </w:rPr>
               <w:t>18</w:t>
-            </w:r>
-            <w:r>
-              <w:rPr>
-                <w:noProof/>
-              </w:rPr>
               <w:fldChar w:fldCharType="end"/>
             </w:r>
           </w:hyperlink>
@@ -2134,40 +1347,10 @@
                 <w:noProof/>
               </w:rPr>
               <w:tab/>
-            </w:r>
-            <w:r>
-              <w:rPr>
-                <w:noProof/>
-              </w:rPr>
               <w:fldChar w:fldCharType="begin"/>
-            </w:r>
-            <w:r>
-              <w:rPr>
-                <w:noProof/>
-              </w:rPr>
               <w:instrText xml:space="preserve"> PAGEREF _Toc234313898 \h </w:instrText>
-            </w:r>
-            <w:r>
-              <w:rPr>
-                <w:noProof/>
-              </w:rPr>
-            </w:r>
-            <w:r>
-              <w:rPr>
-                <w:noProof/>
-              </w:rPr>
               <w:fldChar w:fldCharType="separate"/>
-            </w:r>
-            <w:r>
-              <w:rPr>
-                <w:noProof/>
-              </w:rPr>
               <w:t>19</w:t>
-            </w:r>
-            <w:r>
-              <w:rPr>
-                <w:noProof/>
-              </w:rPr>
               <w:fldChar w:fldCharType="end"/>
             </w:r>
           </w:hyperlink>
@@ -2200,40 +1383,10 @@
                 <w:noProof/>
               </w:rPr>
               <w:tab/>
-            </w:r>
-            <w:r>
-              <w:rPr>
-                <w:noProof/>
-              </w:rPr>
               <w:fldChar w:fldCharType="begin"/>
-            </w:r>
-            <w:r>
-              <w:rPr>
-                <w:noProof/>
-              </w:rPr>
               <w:instrText xml:space="preserve"> PAGEREF _Toc234313899 \h </w:instrText>
-            </w:r>
-            <w:r>
-              <w:rPr>
-                <w:noProof/>
-              </w:rPr>
-            </w:r>
-            <w:r>
-              <w:rPr>
-                <w:noProof/>
-              </w:rPr>
               <w:fldChar w:fldCharType="separate"/>
-            </w:r>
-            <w:r>
-              <w:rPr>
-                <w:noProof/>
-              </w:rPr>
               <w:t>20</w:t>
-            </w:r>
-            <w:r>
-              <w:rPr>
-                <w:noProof/>
-              </w:rPr>
               <w:fldChar w:fldCharType="end"/>
             </w:r>
           </w:hyperlink>
@@ -2266,40 +1419,10 @@
                 <w:noProof/>
               </w:rPr>
               <w:tab/>
-            </w:r>
-            <w:r>
-              <w:rPr>
-                <w:noProof/>
-              </w:rPr>
               <w:fldChar w:fldCharType="begin"/>
-            </w:r>
-            <w:r>
-              <w:rPr>
-                <w:noProof/>
-              </w:rPr>
               <w:instrText xml:space="preserve"> PAGEREF _Toc234313900 \h </w:instrText>
-            </w:r>
-            <w:r>
-              <w:rPr>
-                <w:noProof/>
-              </w:rPr>
-            </w:r>
-            <w:r>
-              <w:rPr>
-                <w:noProof/>
-              </w:rPr>
               <w:fldChar w:fldCharType="separate"/>
-            </w:r>
-            <w:r>
-              <w:rPr>
-                <w:noProof/>
-              </w:rPr>
               <w:t>20</w:t>
-            </w:r>
-            <w:r>
-              <w:rPr>
-                <w:noProof/>
-              </w:rPr>
               <w:fldChar w:fldCharType="end"/>
             </w:r>
           </w:hyperlink>
@@ -2332,40 +1455,10 @@
                 <w:noProof/>
               </w:rPr>
               <w:tab/>
-            </w:r>
-            <w:r>
-              <w:rPr>
-                <w:noProof/>
-              </w:rPr>
               <w:fldChar w:fldCharType="begin"/>
-            </w:r>
-            <w:r>
-              <w:rPr>
-                <w:noProof/>
-              </w:rPr>
               <w:instrText xml:space="preserve"> PAGEREF _Toc234313901 \h </w:instrText>
-            </w:r>
-            <w:r>
-              <w:rPr>
-                <w:noProof/>
-              </w:rPr>
-            </w:r>
-            <w:r>
-              <w:rPr>
-                <w:noProof/>
-              </w:rPr>
               <w:fldChar w:fldCharType="separate"/>
-            </w:r>
-            <w:r>
-              <w:rPr>
-                <w:noProof/>
-              </w:rPr>
               <w:t>20</w:t>
-            </w:r>
-            <w:r>
-              <w:rPr>
-                <w:noProof/>
-              </w:rPr>
               <w:fldChar w:fldCharType="end"/>
             </w:r>
           </w:hyperlink>
@@ -2398,40 +1491,10 @@
                 <w:noProof/>
               </w:rPr>
               <w:tab/>
-            </w:r>
-            <w:r>
-              <w:rPr>
-                <w:noProof/>
-              </w:rPr>
               <w:fldChar w:fldCharType="begin"/>
-            </w:r>
-            <w:r>
-              <w:rPr>
-                <w:noProof/>
-              </w:rPr>
               <w:instrText xml:space="preserve"> PAGEREF _Toc234313902 \h </w:instrText>
-            </w:r>
-            <w:r>
-              <w:rPr>
-                <w:noProof/>
-              </w:rPr>
-            </w:r>
-            <w:r>
-              <w:rPr>
-                <w:noProof/>
-              </w:rPr>
               <w:fldChar w:fldCharType="separate"/>
-            </w:r>
-            <w:r>
-              <w:rPr>
-                <w:noProof/>
-              </w:rPr>
               <w:t>21</w:t>
-            </w:r>
-            <w:r>
-              <w:rPr>
-                <w:noProof/>
-              </w:rPr>
               <w:fldChar w:fldCharType="end"/>
             </w:r>
           </w:hyperlink>
@@ -2464,40 +1527,10 @@
                 <w:noProof/>
               </w:rPr>
               <w:tab/>
-            </w:r>
-            <w:r>
-              <w:rPr>
-                <w:noProof/>
-              </w:rPr>
               <w:fldChar w:fldCharType="begin"/>
-            </w:r>
-            <w:r>
-              <w:rPr>
-                <w:noProof/>
-              </w:rPr>
               <w:instrText xml:space="preserve"> PAGEREF _Toc234313903 \h </w:instrText>
-            </w:r>
-            <w:r>
-              <w:rPr>
-                <w:noProof/>
-              </w:rPr>
-            </w:r>
-            <w:r>
-              <w:rPr>
-                <w:noProof/>
-              </w:rPr>
               <w:fldChar w:fldCharType="separate"/>
-            </w:r>
-            <w:r>
-              <w:rPr>
-                <w:noProof/>
-              </w:rPr>
               <w:t>21</w:t>
-            </w:r>
-            <w:r>
-              <w:rPr>
-                <w:noProof/>
-              </w:rPr>
               <w:fldChar w:fldCharType="end"/>
             </w:r>
           </w:hyperlink>
@@ -2530,40 +1563,10 @@
                 <w:noProof/>
               </w:rPr>
               <w:tab/>
-            </w:r>
-            <w:r>
-              <w:rPr>
-                <w:noProof/>
-              </w:rPr>
               <w:fldChar w:fldCharType="begin"/>
-            </w:r>
-            <w:r>
-              <w:rPr>
-                <w:noProof/>
-              </w:rPr>
               <w:instrText xml:space="preserve"> PAGEREF _Toc234313904 \h </w:instrText>
-            </w:r>
-            <w:r>
-              <w:rPr>
-                <w:noProof/>
-              </w:rPr>
-            </w:r>
-            <w:r>
-              <w:rPr>
-                <w:noProof/>
-              </w:rPr>
               <w:fldChar w:fldCharType="separate"/>
-            </w:r>
-            <w:r>
-              <w:rPr>
-                <w:noProof/>
-              </w:rPr>
               <w:t>23</w:t>
-            </w:r>
-            <w:r>
-              <w:rPr>
-                <w:noProof/>
-              </w:rPr>
               <w:fldChar w:fldCharType="end"/>
             </w:r>
           </w:hyperlink>
@@ -2596,40 +1599,10 @@
                 <w:noProof/>
               </w:rPr>
               <w:tab/>
-            </w:r>
-            <w:r>
-              <w:rPr>
-                <w:noProof/>
-              </w:rPr>
               <w:fldChar w:fldCharType="begin"/>
-            </w:r>
-            <w:r>
-              <w:rPr>
-                <w:noProof/>
-              </w:rPr>
               <w:instrText xml:space="preserve"> PAGEREF _Toc234313905 \h </w:instrText>
-            </w:r>
-            <w:r>
-              <w:rPr>
-                <w:noProof/>
-              </w:rPr>
-            </w:r>
-            <w:r>
-              <w:rPr>
-                <w:noProof/>
-              </w:rPr>
               <w:fldChar w:fldCharType="separate"/>
-            </w:r>
-            <w:r>
-              <w:rPr>
-                <w:noProof/>
-              </w:rPr>
               <w:t>23</w:t>
-            </w:r>
-            <w:r>
-              <w:rPr>
-                <w:noProof/>
-              </w:rPr>
               <w:fldChar w:fldCharType="end"/>
             </w:r>
           </w:hyperlink>
@@ -2662,40 +1635,10 @@
                 <w:noProof/>
               </w:rPr>
               <w:tab/>
-            </w:r>
-            <w:r>
-              <w:rPr>
-                <w:noProof/>
-              </w:rPr>
               <w:fldChar w:fldCharType="begin"/>
-            </w:r>
-            <w:r>
-              <w:rPr>
-                <w:noProof/>
-              </w:rPr>
               <w:instrText xml:space="preserve"> PAGEREF _Toc234313906 \h </w:instrText>
-            </w:r>
-            <w:r>
-              <w:rPr>
-                <w:noProof/>
-              </w:rPr>
-            </w:r>
-            <w:r>
-              <w:rPr>
-                <w:noProof/>
-              </w:rPr>
               <w:fldChar w:fldCharType="separate"/>
-            </w:r>
-            <w:r>
-              <w:rPr>
-                <w:noProof/>
-              </w:rPr>
               <w:t>23</w:t>
-            </w:r>
-            <w:r>
-              <w:rPr>
-                <w:noProof/>
-              </w:rPr>
               <w:fldChar w:fldCharType="end"/>
             </w:r>
           </w:hyperlink>
@@ -2728,40 +1671,10 @@
                 <w:noProof/>
               </w:rPr>
               <w:tab/>
-            </w:r>
-            <w:r>
-              <w:rPr>
-                <w:noProof/>
-              </w:rPr>
               <w:fldChar w:fldCharType="begin"/>
-            </w:r>
-            <w:r>
-              <w:rPr>
-                <w:noProof/>
-              </w:rPr>
               <w:instrText xml:space="preserve"> PAGEREF _Toc234313907 \h </w:instrText>
-            </w:r>
-            <w:r>
-              <w:rPr>
-                <w:noProof/>
-              </w:rPr>
-            </w:r>
-            <w:r>
-              <w:rPr>
-                <w:noProof/>
-              </w:rPr>
               <w:fldChar w:fldCharType="separate"/>
-            </w:r>
-            <w:r>
-              <w:rPr>
-                <w:noProof/>
-              </w:rPr>
               <w:t>23</w:t>
-            </w:r>
-            <w:r>
-              <w:rPr>
-                <w:noProof/>
-              </w:rPr>
               <w:fldChar w:fldCharType="end"/>
             </w:r>
           </w:hyperlink>
@@ -2794,40 +1707,10 @@
                 <w:noProof/>
               </w:rPr>
               <w:tab/>
-            </w:r>
-            <w:r>
-              <w:rPr>
-                <w:noProof/>
-              </w:rPr>
               <w:fldChar w:fldCharType="begin"/>
-            </w:r>
-            <w:r>
-              <w:rPr>
-                <w:noProof/>
-              </w:rPr>
               <w:instrText xml:space="preserve"> PAGEREF _Toc234313908 \h </w:instrText>
-            </w:r>
-            <w:r>
-              <w:rPr>
-                <w:noProof/>
-              </w:rPr>
-            </w:r>
-            <w:r>
-              <w:rPr>
-                <w:noProof/>
-              </w:rPr>
               <w:fldChar w:fldCharType="separate"/>
-            </w:r>
-            <w:r>
-              <w:rPr>
-                <w:noProof/>
-              </w:rPr>
               <w:t>23</w:t>
-            </w:r>
-            <w:r>
-              <w:rPr>
-                <w:noProof/>
-              </w:rPr>
               <w:fldChar w:fldCharType="end"/>
             </w:r>
           </w:hyperlink>
@@ -2860,40 +1743,10 @@
                 <w:noProof/>
               </w:rPr>
               <w:tab/>
-            </w:r>
-            <w:r>
-              <w:rPr>
-                <w:noProof/>
-              </w:rPr>
               <w:fldChar w:fldCharType="begin"/>
-            </w:r>
-            <w:r>
-              <w:rPr>
-                <w:noProof/>
-              </w:rPr>
               <w:instrText xml:space="preserve"> PAGEREF _Toc234313909 \h </w:instrText>
-            </w:r>
-            <w:r>
-              <w:rPr>
-                <w:noProof/>
-              </w:rPr>
-            </w:r>
-            <w:r>
-              <w:rPr>
-                <w:noProof/>
-              </w:rPr>
               <w:fldChar w:fldCharType="separate"/>
-            </w:r>
-            <w:r>
-              <w:rPr>
-                <w:noProof/>
-              </w:rPr>
               <w:t>24</w:t>
-            </w:r>
-            <w:r>
-              <w:rPr>
-                <w:noProof/>
-              </w:rPr>
               <w:fldChar w:fldCharType="end"/>
             </w:r>
           </w:hyperlink>
@@ -2926,40 +1779,10 @@
                 <w:noProof/>
               </w:rPr>
               <w:tab/>
-            </w:r>
-            <w:r>
-              <w:rPr>
-                <w:noProof/>
-              </w:rPr>
               <w:fldChar w:fldCharType="begin"/>
-            </w:r>
-            <w:r>
-              <w:rPr>
-                <w:noProof/>
-              </w:rPr>
               <w:instrText xml:space="preserve"> PAGEREF _Toc234313910 \h </w:instrText>
-            </w:r>
-            <w:r>
-              <w:rPr>
-                <w:noProof/>
-              </w:rPr>
-            </w:r>
-            <w:r>
-              <w:rPr>
-                <w:noProof/>
-              </w:rPr>
               <w:fldChar w:fldCharType="separate"/>
-            </w:r>
-            <w:r>
-              <w:rPr>
-                <w:noProof/>
-              </w:rPr>
               <w:t>25</w:t>
-            </w:r>
-            <w:r>
-              <w:rPr>
-                <w:noProof/>
-              </w:rPr>
               <w:fldChar w:fldCharType="end"/>
             </w:r>
           </w:hyperlink>
@@ -2992,40 +1815,10 @@
                 <w:noProof/>
               </w:rPr>
               <w:tab/>
-            </w:r>
-            <w:r>
-              <w:rPr>
-                <w:noProof/>
-              </w:rPr>
               <w:fldChar w:fldCharType="begin"/>
-            </w:r>
-            <w:r>
-              <w:rPr>
-                <w:noProof/>
-              </w:rPr>
               <w:instrText xml:space="preserve"> PAGEREF _Toc234313911 \h </w:instrText>
-            </w:r>
-            <w:r>
-              <w:rPr>
-                <w:noProof/>
-              </w:rPr>
-            </w:r>
-            <w:r>
-              <w:rPr>
-                <w:noProof/>
-              </w:rPr>
               <w:fldChar w:fldCharType="separate"/>
-            </w:r>
-            <w:r>
-              <w:rPr>
-                <w:noProof/>
-              </w:rPr>
               <w:t>26</w:t>
-            </w:r>
-            <w:r>
-              <w:rPr>
-                <w:noProof/>
-              </w:rPr>
               <w:fldChar w:fldCharType="end"/>
             </w:r>
           </w:hyperlink>
@@ -3083,10 +1876,7 @@
         <w:jc w:val="both"/>
       </w:pPr>
       <w:r>
-        <w:t>Academic success at university depends less on raw ability than on consistent habits: knowing where one stands in every course, distributing study time sensibly, revising with effective techniques, and never missing a deadline. Research on learning consistently shows that self-testing (active recall) and distributed practice are among the most effective study techniques, while simply re-reading notes is among the least effective (Dunlosky et al., 2013). Yet most students have no simple tool that brings grad</w:t>
-      </w:r>
-      <w:r>
-        <w:t>e awareness, time management and evidence-based revision together in one place.</w:t>
+        <w:t>Academic success at university depends less on raw ability than on consistent habits: knowing where one stands in every course, distributing study time sensibly, revising with effective techniques, and never missing a deadline. Research on learning consistently shows that self-testing (active recall) and distributed practice are among the most effective study techniques, while simply re-reading notes is among the least effective (Dunlosky et al., 2013). Yet most students have no simple tool that brings grade awareness, time management and evidence-based revision together in one place.</w:t>
       </w:r>
     </w:p>
     <w:p>
@@ -3115,10 +1905,7 @@
         <w:jc w:val="both"/>
       </w:pPr>
       <w:r>
-        <w:t>Students commonly (a) do not know their current GPA until results are published, and therefore cannot react in time; (b) study in unplanned, unmeasured bursts, making it impossible to see which courses are being neglected; (c) revise passively instead of testing themselves; and (d) lose track of assignment deadlines spread across notice boards and group chats. Existing applications that address parts of this problem require online accounts, continuous connectivity or subscription fees, and raise privacy con</w:t>
-      </w:r>
-      <w:r>
-        <w:t>cerns because academic records are stored on third-party servers.</w:t>
+        <w:t>Students commonly (a) do not know their current GPA until results are published, and therefore cannot react in time; (b) study in unplanned, unmeasured bursts, making it impossible to see which courses are being neglected; (c) revise passively instead of testing themselves; and (d) lose track of assignment deadlines spread across notice boards and group chats. Existing applications that address parts of this problem require online accounts, continuous connectivity or subscription fees, and raise privacy concerns because academic records are stored on third-party servers.</w:t>
       </w:r>
     </w:p>
     <w:p>
@@ -3265,10 +2052,7 @@
         <w:jc w:val="both"/>
       </w:pPr>
       <w:r>
-        <w:t>The project demonstrates that meaningful educational technology does not require cloud infrastructure. Because all data remains on the student's device, the tool is private by design, free to run, and usable in low-connectivity environments — characteristics particularly relevant to students in developing regions. Academically, the project exercises the full breadth of front-end engineering: state management, client-side persistence (Web Storage and IndexedDB), data visualisation, responsive design and acce</w:t>
-      </w:r>
-      <w:r>
-        <w:t>ssibility.</w:t>
+        <w:t>The project demonstrates that meaningful educational technology does not require cloud infrastructure. Because all data remains on the student's device, the tool is private by design, free to run, and usable in low-connectivity environments — characteristics particularly relevant to students in developing regions. Academically, the project exercises the full breadth of front-end engineering: state management, client-side persistence (Web Storage and IndexedDB), data visualisation, responsive design and accessibility.</w:t>
       </w:r>
     </w:p>
     <w:p>
@@ -3301,10 +2085,7 @@
         <w:jc w:val="both"/>
       </w:pPr>
       <w:r>
-        <w:t xml:space="preserve">Several categories of applications partially address the problem. Grade calculators (e.g. GPA calculator websites) compute averages but hold no persistent data and offer no behavioural support. Task managers such as Todoist or Google Tasks handle deadlines but know nothing about courses or grades. Focus timers such as Forest implement the Pomodoro technique but do not connect focus time to specific courses. Flashcard systems such as Anki and Quizlet implement active recall and spaced repetition powerfully, </w:t>
-      </w:r>
-      <w:r>
-        <w:t>but Quizlet requires an account and connectivity, while Anki's interface presents a steep learning curve for casual users. No mainstream free tool integrates all four concerns, and nearly all require internet access.</w:t>
+        <w:t xml:space="preserve">Several categories of applications partially address the problem. Grade calculators (e.g. GPA calculator websites) compute averages but hold no persistent data and offer no behavioural support. Task managers such as Todoist or Google Tasks handle deadlines but know nothing about courses or grades. Focus timers such as Forest implement the Pomodoro technique but do not connect focus time to specific courses. Flashcard systems such as Anki and Quizlet implement active recall and spaced repetition powerfully, but Quizlet requires an account and connectivity, while Anki's interface presents a steep learning curve for casual users. No mainstream free tool integrates all four concerns, and nearly all require internet access.</w:t>
       </w:r>
     </w:p>
     <w:p>
@@ -3324,10 +2105,7 @@
         <w:jc w:val="both"/>
       </w:pPr>
       <w:r>
-        <w:t>Three findings from cognitive science directly shaped GradeGuardian's features. First, the testing effect: practising retrieval of information produces substantially better long-term retention than re-studying it (Roediger and Karpicke, 2006). This motivates the flashcard module, where the student must attempt an answer before flipping the card, and honest self-assessment (“I knew it” / “Still learning”) drives mastery tracking. Second, distributed practice: spacing study across days beats massed “cramming”</w:t>
-      </w:r>
-      <w:r>
-        <w:t xml:space="preserve"> (Cepeda et al., 2006). The study streak and seven-day study chart make distribution — or the lack of it — immediately visible. Third, time-boxing: the Pomodoro technique (Cirillo, 2006) recommends fixed focus intervals separated by short breaks to sustain attention; the built-in timer implements configurable focus/break cycles.</w:t>
+        <w:t xml:space="preserve">Three findings from cognitive science directly shaped GradeGuardian's features. First, the testing effect: practising retrieval of information produces substantially better long-term retention than re-studying it (Roediger and Karpicke, 2006). This motivates the flashcard module, where the student must attempt an answer before flipping the card, and honest self-assessment (“I knew it” / “Still learning”) drives mastery tracking. Second, distributed practice: spacing study across days beats massed “cramming” (Cepeda et al., 2006). The study streak and seven-day study chart make distribution — or the lack of it — immediately visible. Third, time-boxing: the Pomodoro technique (Cirillo, 2006) recommends fixed focus intervals separated by short breaks to sustain attention; the built-in timer implements configurable focus/break cycles.</w:t>
       </w:r>
     </w:p>
     <w:p>
@@ -3380,10 +2158,7 @@
         <w:jc w:val="both"/>
       </w:pPr>
       <w:r>
-        <w:t>An iterative, prototype-driven methodology was used. Version 1 of the application was built first as a functional prototype. It was then critically evaluated: every defect and design weakness was catalogued (Section 5.2). Version 2 — the system described in this report — was produced by re-architecting the codebase around the findings: removing the cloud dependency, redesigning the data layer, fixing all recorded defects and extending the feature set. Each iteration ended with functional testing in the brow</w:t>
-      </w:r>
-      <w:r>
-        <w:t>ser.</w:t>
+        <w:t>An iterative, prototype-driven methodology was used. Version 1 of the application was built first as a functional prototype. It was then critically evaluated: every defect and design weakness was catalogued (Section 5.2). Version 2 — the system described in this report — was produced by re-architecting the codebase around the findings: removing the cloud dependency, redesigning the data layer, fixing all recorded defects and extending the feature set. Each iteration ended with functional testing in the browser.</w:t>
       </w:r>
     </w:p>
     <w:p>
@@ -4738,10 +3513,7 @@
         <w:jc w:val="both"/>
       </w:pPr>
       <w:r>
-        <w:t>GradeGuardian is a single-page application organised in three layers. The presentation layer is a set of eight page sections toggled by a hash-based router (#dashboard, #courses, …), so browser back/forward and bookmarking work naturally. The logic layer contains feature modules (courses, grades, study timer, flashcards, vault, tasks, search/notifications, settings) plus shared services (theme engine, modal manager, toast system, chart factory). The persistence layer wraps localStorage behind typed accessor</w:t>
-      </w:r>
-      <w:r>
-        <w:t>s and wraps IndexedDB behind an asynchronous file-store API (putFile, getFile, deleteFile). A one-time migration routine upgrades data created by version 1 of the application, and a demo-data seeder populates a friendly first-run experience.</w:t>
+        <w:t>GradeGuardian is a single-page application organised in three layers. The presentation layer is a set of eight page sections toggled by a hash-based router (#dashboard, #courses, …), so browser back/forward and bookmarking work naturally. The logic layer contains feature modules (courses, grades, study timer, flashcards, vault, tasks, search/notifications, settings) plus shared services (theme engine, modal manager, toast system, chart factory). The persistence layer wraps localStorage behind typed accessors and wraps IndexedDB behind an asynchronous file-store API (putFile, getFile, deleteFile). A one-time migration routine upgrades data created by version 1 of the application, and a demo-data seeder populates a friendly first-run experience.</w:t>
       </w:r>
     </w:p>
     <w:p>
@@ -5460,10 +4232,7 @@
         <w:jc w:val="both"/>
       </w:pPr>
       <w:r>
-        <w:t xml:space="preserve">The interface follows a dashboard pattern: a fixed sidebar for navigation, a header with global search, notifications and a theme toggle, and a content area of cards. All colours are defined once as CSS custom properties; a data-theme attribute on the document root switches the entire palette between light and dark modes. The saved theme is applied by an inline script before first paint, eliminating any flash of the wrong theme. The Poppins typeface, soft shadows, rounded cards and a restrained indigo/pink </w:t>
-      </w:r>
-      <w:r>
-        <w:t>accent palette give a modern, calm appearance appropriate for long study sessions.</w:t>
+        <w:t xml:space="preserve">The interface follows a dashboard pattern: a fixed sidebar for navigation, a header with global search, notifications and a theme toggle, and a content area of cards. All colours are defined once as CSS custom properties; a data-theme attribute on the document root switches the entire palette between light and dark modes. The saved theme is applied by an inline script before first paint, eliminating any flash of the wrong theme. The Poppins typeface, soft shadows, rounded cards and a restrained indigo/pink accent palette give a modern, calm appearance appropriate for long study sessions.</w:t>
       </w:r>
     </w:p>
     <w:p>
@@ -5771,10 +4540,7 @@
       </w:pPr>
       <w:r>
         <w:lastRenderedPageBreak/>
-        <w:t xml:space="preserve">The tracker implements the Pomodoro technique with configurable focus and break lengths. A key implementation detail is drift-free timing: browsers throttle setInterval callbacks in background tabs, so instead of counting ticks the timer records real timestamps and subtracts elapsed wall-clock time on every tick. Focus time accumulates in an “unlogged minutes” buffer; when a focus block completes it is logged automatically against the selected course, and the student can also log partial time manually. The </w:t>
-      </w:r>
-      <w:r>
-        <w:t>page shows a seven-day history chart, total and weekly hours, the current day streak, and recent sessions with the ability to remove mistaken entries.</w:t>
+        <w:t xml:space="preserve">The tracker implements the Pomodoro technique with configurable focus and break lengths. A key implementation detail is drift-free timing: browsers throttle setInterval callbacks in background tabs, so instead of counting ticks the timer records real timestamps and subtracts elapsed wall-clock time on every tick. Focus time accumulates in an “unlogged minutes” buffer; when a focus block completes it is logged automatically against the selected course, and the student can also log partial time manually. The page shows a seven-day history chart, total and weekly hours, the current day streak, and recent sessions with the ability to remove mistaken entries.</w:t>
       </w:r>
     </w:p>
     <w:p>
@@ -9292,8 +8058,6 @@
       </w:pPr>
       <w:r>
         <w:t xml:space="preserve">All twenty test cases passed (100%). The final build runs with zero browser-console errors and warnings, loads all assets locally, and was verified working with the network disabled. Responsive </w:t>
-      </w:r>
-      <w:r>
         <w:lastRenderedPageBreak/>
         <w:t>behaviour was confirmed at desktop, tablet and mobile widths, with the sidebar collapsing to an icon rail below 768 px.</w:t>
       </w:r>
